--- a/testakten/statusfeststellung-gmbh-geschaeftsfuehrer-minderheit-erlangen/29_protokoll_gesellschafterversammlung_2024-07-18.docx
+++ b/testakten/statusfeststellung-gmbh-geschaeftsfuehrer-minderheit-erlangen/29_protokoll_gesellschafterversammlung_2024-07-18.docx
@@ -18,7 +18,7 @@
           <w:i w:val="0"/>
           <w:sz w:val="22"/>
         </w:rPr>
-        <w:t>Neuralis MedTech GmbH - ordentliche Versammlung, Beginn 10:00 Uhr, Ende 12:15 Uhr, Geschaeftsraeume Henkestrasse 91</w:t>
+        <w:t>Neuralis MedTech GmbH - ordentliche Versammlung, Beginn 10:00 Uhr, Ende 12:15 Uhr, Geschäftsräume Henkestraße 91</w:t>
       </w:r>
     </w:p>
     <w:p>
@@ -37,7 +37,7 @@
           <w:i w:val="0"/>
           <w:sz w:val="22"/>
         </w:rPr>
-        <w:t>Torben Aldenhoven fuer FrankenHealth Ventures GmbH (51 Stimmen), Dr. Henrik Vogt (32 Stimmen), Dr. Miriam Seidl (17 Stimmen), Prof. Dr. Cornelius Baumhauer als Gast (Beiratsvorsitzender, kein Stimmrecht).</w:t>
+        <w:t>Torben Aldenhoven für FrankenHealth Ventures GmbH (51 Stimmen), Dr. Henrik Vogt (32 Stimmen), Dr. Miriam Seidl (17 Stimmen), Prof. Dr. Cornelius Baumhauer als Gast (Beiratsvorsitzender, kein Stimmrecht).</w:t>
       </w:r>
     </w:p>
     <w:p>
@@ -67,7 +67,7 @@
           <w:i w:val="0"/>
           <w:sz w:val="22"/>
         </w:rPr>
-        <w:t>2.2 Beschlussfassung ueber die variable Verguetung des Geschaeftsfuehrers fuer 2023.</w:t>
+        <w:t>2.2 Beschlussfassung über die variable Vergütung des Geschäftsführers für 2023.</w:t>
       </w:r>
     </w:p>
     <w:p>
@@ -86,7 +86,7 @@
         <w:pStyle w:val="Heading2"/>
       </w:pPr>
       <w:r>
-        <w:t>3 Beschluesse</w:t>
+        <w:t>3 Beschlüsse</w:t>
       </w:r>
     </w:p>
     <w:p>
@@ -108,7 +108,7 @@
           <w:i w:val="0"/>
           <w:sz w:val="22"/>
         </w:rPr>
-        <w:t>Zu 2.2: Der Beirat hatte empfohlen, die variable Verguetung wegen verfehlter Meilensteine (CE-Zulassung verzoegert) auf 0 EUR festzusetzen. Nach Diskussion beschliesst die Versammlung mit 68 von 100 Stimmen (FrankenHealth Ventures GmbH dafuer, Dr. Vogt dagegen, Dr. Seidl dafuer), die variable Verguetung fuer 2023 ersatzlos zu streichen. Dr. Vogt haelt dies fuer nicht sachgerecht, da die Verzoegerung auf einer Anforderung der Benannten Stelle beruhe, auf die er keinen Einfluss habe.</w:t>
+        <w:t>Zu 2.2: Der Beirat hatte empfohlen, die variable Vergütung wegen verfehlter Meilensteine (CE-Zulassung verzögert) auf 0 EUR festzusetzen. Nach Diskussion beschließt die Versammlung mit 68 von 100 Stimmen (FrankenHealth Ventures GmbH dafür, Dr. Vogt dagegen, Dr. Seidl dafür), die variable Vergütung für 2023 ersatzlos zu streichen. Dr. Vogt hält dies für nicht sachgerecht, da die Verzögerung auf einer Anforderung der Benannten Stelle beruhe, auf die er keinen Einfluss habe.</w:t>
       </w:r>
     </w:p>
     <w:p>
@@ -122,25 +122,101 @@
         <w:t>Zu 2.3: Kenntnisnahme ohne Beschluss.</w:t>
       </w:r>
     </w:p>
-    <w:p>
-      <w:r>
-        <w:rPr>
-          <w:rFonts w:ascii="Times New Roman" w:hAnsi="Times New Roman"/>
-          <w:b w:val="0"/>
-          <w:i w:val="0"/>
-          <w:sz w:val="22"/>
-        </w:rPr>
-        <w:t>Formathinweis: Dieses Aktenstück wird in Times New Roman, 11 pt, mit ausschließlich dezimaler Gliederung ausgegeben.</w:t>
-      </w:r>
-    </w:p>
     <w:sectPr>
-      <w:pgSz w:w="12240" w:h="15840"/>
-      <w:pgMar w:top="1440" w:right="1800" w:bottom="1440" w:left="1800" w:header="720" w:footer="720" w:gutter="0"/>
+      <w:headerReference w:type="default" r:id="rId9"/>
+      <w:footerReference w:type="default" r:id="rId10"/>
+      <w:pgSz w:w="11906" w:h="16838"/>
+      <w:pgMar w:top="1440" w:right="1800" w:bottom="1440" w:left="1800" w:header="680" w:footer="567" w:gutter="0"/>
       <w:cols w:space="720"/>
       <w:docGrid w:linePitch="360"/>
     </w:sectPr>
   </w:body>
 </w:document>
+</file>
+
+<file path=word/footer1.xml><?xml version="1.0" encoding="utf-8"?>
+<w:ftr xmlns:m="http://schemas.openxmlformats.org/officeDocument/2006/math" xmlns:mc="http://schemas.openxmlformats.org/markup-compatibility/2006" xmlns:mo="http://schemas.microsoft.com/office/mac/office/2008/main" xmlns:mv="urn:schemas-microsoft-com:mac:vml" xmlns:o="urn:schemas-microsoft-com:office:office" xmlns:r="http://schemas.openxmlformats.org/officeDocument/2006/relationships" xmlns:v="urn:schemas-microsoft-com:vml" xmlns:w10="urn:schemas-microsoft-com:office:word" xmlns:w14="http://schemas.microsoft.com/office/word/2010/wordml" xmlns:w="http://schemas.openxmlformats.org/wordprocessingml/2006/main" xmlns:wne="http://schemas.microsoft.com/office/word/2006/wordml" xmlns:wp14="http://schemas.microsoft.com/office/word/2010/wordprocessingDrawing" xmlns:wp="http://schemas.openxmlformats.org/drawingml/2006/wordprocessingDrawing" xmlns:wpc="http://schemas.microsoft.com/office/word/2010/wordprocessingCanvas" xmlns:wpg="http://schemas.microsoft.com/office/word/2010/wordprocessingGroup" xmlns:wpi="http://schemas.microsoft.com/office/word/2010/wordprocessingInk" xmlns:wps="http://schemas.microsoft.com/office/word/2010/wordprocessingShape" mc:Ignorable="w14 wp14">
+  <w:p>
+    <w:pPr>
+      <w:pStyle w:val="Footer"/>
+      <w:tabs>
+        <w:tab w:pos="9071" w:val="right"/>
+      </w:tabs>
+      <w:jc w:val="left"/>
+    </w:pPr>
+    <w:r>
+      <w:rPr>
+        <w:rFonts w:ascii="Times New Roman" w:hAnsi="Times New Roman"/>
+        <w:color w:val="6B6B66"/>
+        <w:sz w:val="16"/>
+      </w:rPr>
+    </w:r>
+    <w:r>
+      <w:rPr>
+        <w:rFonts w:ascii="Times New Roman" w:hAnsi="Times New Roman"/>
+        <w:color w:val="6B6B66"/>
+        <w:sz w:val="16"/>
+      </w:rPr>
+      <w:t>Neuralis MedTech GmbH</w:t>
+    </w:r>
+    <w:r>
+      <w:rPr>
+        <w:rFonts w:ascii="Times New Roman" w:hAnsi="Times New Roman"/>
+        <w:color w:val="6B6B66"/>
+        <w:sz w:val="16"/>
+      </w:rPr>
+      <w:tab/>
+      <w:t xml:space="preserve">Seite </w:t>
+    </w:r>
+    <w:r>
+      <w:rPr>
+        <w:rFonts w:ascii="Times New Roman" w:hAnsi="Times New Roman"/>
+        <w:color w:val="6B6B66"/>
+        <w:sz w:val="16"/>
+      </w:rPr>
+      <w:fldChar w:fldCharType="begin"/>
+      <w:instrText xml:space="preserve"> PAGE </w:instrText>
+      <w:fldChar w:fldCharType="end"/>
+    </w:r>
+  </w:p>
+</w:ftr>
+</file>
+
+<file path=word/header1.xml><?xml version="1.0" encoding="utf-8"?>
+<w:hdr xmlns:m="http://schemas.openxmlformats.org/officeDocument/2006/math" xmlns:mc="http://schemas.openxmlformats.org/markup-compatibility/2006" xmlns:mo="http://schemas.microsoft.com/office/mac/office/2008/main" xmlns:mv="urn:schemas-microsoft-com:mac:vml" xmlns:o="urn:schemas-microsoft-com:office:office" xmlns:r="http://schemas.openxmlformats.org/officeDocument/2006/relationships" xmlns:v="urn:schemas-microsoft-com:vml" xmlns:w10="urn:schemas-microsoft-com:office:word" xmlns:w14="http://schemas.microsoft.com/office/word/2010/wordml" xmlns:w="http://schemas.openxmlformats.org/wordprocessingml/2006/main" xmlns:wne="http://schemas.microsoft.com/office/word/2006/wordml" xmlns:wp14="http://schemas.microsoft.com/office/word/2010/wordprocessingDrawing" xmlns:wp="http://schemas.openxmlformats.org/drawingml/2006/wordprocessingDrawing" xmlns:wpc="http://schemas.microsoft.com/office/word/2010/wordprocessingCanvas" xmlns:wpg="http://schemas.microsoft.com/office/word/2010/wordprocessingGroup" xmlns:wpi="http://schemas.microsoft.com/office/word/2010/wordprocessingInk" xmlns:wps="http://schemas.microsoft.com/office/word/2010/wordprocessingShape" mc:Ignorable="w14 wp14">
+  <w:p>
+    <w:pPr>
+      <w:pStyle w:val="Header"/>
+      <w:jc w:val="left"/>
+    </w:pPr>
+    <w:r/>
+    <w:r>
+      <w:rPr>
+        <w:rFonts w:ascii="Times New Roman" w:hAnsi="Times New Roman"/>
+        <w:b/>
+        <w:color w:val="7B2D3B"/>
+        <w:sz w:val="24"/>
+      </w:rPr>
+      <w:t>Neuralis MedTech GmbH</w:t>
+    </w:r>
+  </w:p>
+  <w:p>
+    <w:pPr>
+      <w:jc w:val="left"/>
+      <w:pBdr>
+        <w:bottom w:val="single" w:sz="6" w:space="2" w:color="7B2D3B"/>
+      </w:pBdr>
+    </w:pPr>
+    <w:r>
+      <w:rPr>
+        <w:rFonts w:ascii="Times New Roman" w:hAnsi="Times New Roman"/>
+        <w:color w:val="6B6B66"/>
+        <w:sz w:val="16"/>
+      </w:rPr>
+      <w:t>Beginn 10:00 Uhr, Ende 12:15 Uhr, Geschäftsräume Henkestraße 91</w:t>
+    </w:r>
+  </w:p>
+</w:hdr>
 </file>
 
 <file path=word/numbering.xml><?xml version="1.0" encoding="utf-8"?>
